--- a/src/OpenXmlHtml.Tests/WordTableStyleTests.TableDefaultCellPadding.Net.verified.docx
+++ b/src/OpenXmlHtml.Tests/WordTableStyleTests.TableDefaultCellPadding.Net.verified.docx
@@ -15,9 +15,9 @@
         </w:tblBorders>
         <w:tblCellMar>
           <w:top w:w="160" w:type="dxa"/>
-          <w:start w:w="160" w:type="dxa"/>
+          <w:left w:w="160" w:type="dxa"/>
           <w:bottom w:w="160" w:type="dxa"/>
-          <w:end w:w="160" w:type="dxa"/>
+          <w:right w:w="160" w:type="dxa"/>
         </w:tblCellMar>
       </w:tblPr>
       <w:tblGrid>
